--- a/开题报告03_材料推荐的知识溯源_2026-10-18.docx
+++ b/开题报告03_材料推荐的知识溯源_2026-10-18.docx
@@ -1314,7 +1314,7 @@
           <w:color w:val="1A1A1A"/>
           <w:sz w:val="21"/>
         </w:rPr>
-        <w:t>来源分 s₁：计算数据库 0.9、实验文献 0.8、模型推断 0.3（权重待校准）；</w:t>
+        <w:t>来源分 s₁：来源类型作为特征（计算数据库 / 实验文献 / 模型推断），权重不预设；</w:t>
       </w:r>
     </w:p>
     <w:p>
@@ -1344,7 +1344,7 @@
           <w:color w:val="1A1A1A"/>
           <w:sz w:val="21"/>
         </w:rPr>
-        <w:t>新鲜度分 s₃：按数据版本与发表年份的归一化。</w:t>
+        <w:t>新鲜度分 s₃：按数据版本与发表年份归一化。</w:t>
       </w:r>
     </w:p>
     <w:p>
@@ -1368,7 +1368,7 @@
           <w:color w:val="1A1A1A"/>
           <w:sz w:val="21"/>
         </w:rPr>
-        <w:t>链式置信度</w:t>
+        <w:t>可学习聚合</w:t>
       </w:r>
       <w:r>
         <w:rPr>
@@ -1377,7 +1377,7 @@
           <w:color w:val="1A1A1A"/>
           <w:sz w:val="21"/>
         </w:rPr>
-        <w:t>：Score(cᵢ) = s₁ · s₂ · s₃，取最高分证据作为主证据。</w:t>
+        <w:t>：Score(cᵢ) = f(s₁, s₂, s₃)，f 用 pairwise 标注（证据 A 是否比 B 更支持主张）训练一个小排序模型，而不是硬编码的乘性公式。这样避免「为什么计算数据库一定比实验文献可信」这类无法回答的先验问题。</w:t>
       </w:r>
     </w:p>
     <w:p>
